--- a/校园生活服务.docx
+++ b/校园生活服务.docx
@@ -50,37 +50,34 @@
           <w:sz w:val="24"/>
           <w:szCs w:val="24"/>
         </w:rPr>
-        <w:t>3. 卡务与网络：校园卡充值 / 挂失 / 补办渠道、校园 WiFi 名称</w:t>
-      </w:r>
-      <w:bookmarkStart w:id="0" w:name="_GoBack"/>
-      <w:bookmarkEnd w:id="0"/>
-      <w:r>
+        <w:t>3. 卡务与网络：校园卡充值 / 挂失 / 补办渠道、校园 WiFi 名称 / 办理方式 / 报修渠道、水电费缴纳方式</w:t>
+      </w:r>
+    </w:p>
+    <w:p>
+      <w:pPr>
         <w:rPr>
           <w:rFonts w:ascii="宋体" w:hAnsi="宋体" w:eastAsia="宋体" w:cs="宋体"/>
           <w:sz w:val="24"/>
           <w:szCs w:val="24"/>
         </w:rPr>
-        <w:t xml:space="preserve"> / 办理方式 / 报修渠道、水电费缴纳方式</w:t>
-      </w:r>
-    </w:p>
-    <w:p>
-      <w:pPr>
+      </w:pPr>
+      <w:r>
         <w:rPr>
           <w:rFonts w:ascii="宋体" w:hAnsi="宋体" w:eastAsia="宋体" w:cs="宋体"/>
           <w:sz w:val="24"/>
           <w:szCs w:val="24"/>
         </w:rPr>
-      </w:pPr>
-      <w:r>
+        <w:t>4. 校外配套：校门周边美食、奶茶店、超市、药店、地铁站 / 公交站路线、往返机场 / 高铁站的常用通勤方案</w:t>
+      </w:r>
+    </w:p>
+    <w:p>
+      <w:pPr>
         <w:rPr>
           <w:rFonts w:ascii="宋体" w:hAnsi="宋体" w:eastAsia="宋体" w:cs="宋体"/>
           <w:sz w:val="24"/>
           <w:szCs w:val="24"/>
         </w:rPr>
-        <w:t>4. 校外配套：校门周边美食、奶茶店、超市、药店、地铁站 / 公交站路线、往返机场 / 高铁站的常用通勤方案</w:t>
-      </w:r>
-    </w:p>
-    <w:p>
+      </w:pPr>
       <w:r>
         <w:rPr>
           <w:rFonts w:ascii="宋体" w:hAnsi="宋体" w:eastAsia="宋体" w:cs="宋体"/>
@@ -89,6 +86,1311 @@
         </w:rPr>
         <w:t>重点强化学生高频痛点内容，比如「早八快速早餐推荐」「深夜食堂窗口」「宿舍区最近的打印店」，答案要接地气，避免官方话术</w:t>
       </w:r>
+    </w:p>
+    <w:p>
+      <w:pPr>
+        <w:numPr>
+          <w:ilvl w:val="0"/>
+          <w:numId w:val="0"/>
+        </w:numPr>
+        <w:rPr>
+          <w:rFonts w:hint="eastAsia"/>
+          <w:sz w:val="28"/>
+          <w:szCs w:val="28"/>
+          <w:lang w:val="en-US" w:eastAsia="zh-CN"/>
+        </w:rPr>
+      </w:pPr>
+      <w:r>
+        <w:rPr>
+          <w:rFonts w:hint="eastAsia"/>
+          <w:sz w:val="28"/>
+          <w:szCs w:val="28"/>
+          <w:lang w:val="en-US" w:eastAsia="zh-CN"/>
+        </w:rPr>
+        <w:t>1.用户问法：图书馆几点开门</w:t>
+      </w:r>
+    </w:p>
+    <w:p>
+      <w:pPr>
+        <w:numPr>
+          <w:ilvl w:val="0"/>
+          <w:numId w:val="0"/>
+        </w:numPr>
+        <w:rPr>
+          <w:rFonts w:hint="eastAsia"/>
+          <w:sz w:val="28"/>
+          <w:szCs w:val="28"/>
+          <w:lang w:val="en-US" w:eastAsia="zh-CN"/>
+        </w:rPr>
+      </w:pPr>
+      <w:r>
+        <w:rPr>
+          <w:rFonts w:hint="default"/>
+          <w:sz w:val="28"/>
+          <w:szCs w:val="28"/>
+          <w:lang w:eastAsia="zh-CN"/>
+        </w:rPr>
+        <w:t xml:space="preserve"> </w:t>
+      </w:r>
+      <w:r>
+        <w:rPr>
+          <w:rFonts w:hint="eastAsia"/>
+          <w:sz w:val="28"/>
+          <w:szCs w:val="28"/>
+          <w:lang w:val="en-US" w:eastAsia="zh-CN"/>
+        </w:rPr>
+        <w:t>标准播报答案：一般早上八点开放</w:t>
+      </w:r>
+    </w:p>
+    <w:p>
+      <w:pPr>
+        <w:numPr>
+          <w:ilvl w:val="0"/>
+          <w:numId w:val="0"/>
+        </w:numPr>
+        <w:rPr>
+          <w:rFonts w:hint="eastAsia"/>
+          <w:sz w:val="28"/>
+          <w:szCs w:val="28"/>
+          <w:lang w:val="en-US" w:eastAsia="zh-CN"/>
+        </w:rPr>
+      </w:pPr>
+      <w:r>
+        <w:rPr>
+          <w:rFonts w:hint="default"/>
+          <w:sz w:val="28"/>
+          <w:szCs w:val="28"/>
+          <w:lang w:eastAsia="zh-CN"/>
+        </w:rPr>
+        <w:t xml:space="preserve"> </w:t>
+      </w:r>
+      <w:r>
+        <w:rPr>
+          <w:rFonts w:hint="eastAsia"/>
+          <w:sz w:val="28"/>
+          <w:szCs w:val="28"/>
+          <w:lang w:val="en-US" w:eastAsia="zh-CN"/>
+        </w:rPr>
+        <w:t>分类标签：生活服务</w:t>
+      </w:r>
+    </w:p>
+    <w:p>
+      <w:pPr>
+        <w:numPr>
+          <w:ilvl w:val="0"/>
+          <w:numId w:val="1"/>
+        </w:numPr>
+        <w:rPr>
+          <w:rFonts w:hint="eastAsia"/>
+          <w:sz w:val="28"/>
+          <w:szCs w:val="28"/>
+          <w:lang w:val="en-US" w:eastAsia="zh-CN"/>
+        </w:rPr>
+      </w:pPr>
+      <w:r>
+        <w:rPr>
+          <w:rFonts w:hint="eastAsia"/>
+          <w:sz w:val="28"/>
+          <w:szCs w:val="28"/>
+          <w:lang w:val="en-US" w:eastAsia="zh-CN"/>
+        </w:rPr>
+        <w:t>用户问法：图书馆几点关门</w:t>
+      </w:r>
+    </w:p>
+    <w:p>
+      <w:pPr>
+        <w:numPr>
+          <w:ilvl w:val="0"/>
+          <w:numId w:val="0"/>
+        </w:numPr>
+        <w:rPr>
+          <w:rFonts w:hint="eastAsia"/>
+          <w:sz w:val="28"/>
+          <w:szCs w:val="28"/>
+          <w:lang w:val="en-US" w:eastAsia="zh-CN"/>
+        </w:rPr>
+      </w:pPr>
+      <w:r>
+        <w:rPr>
+          <w:rFonts w:hint="eastAsia"/>
+          <w:sz w:val="28"/>
+          <w:szCs w:val="28"/>
+          <w:lang w:val="en-US" w:eastAsia="zh-CN"/>
+        </w:rPr>
+        <w:t xml:space="preserve">  标准播报答案：通常晚上九点半闭馆</w:t>
+      </w:r>
+    </w:p>
+    <w:p>
+      <w:pPr>
+        <w:numPr>
+          <w:ilvl w:val="0"/>
+          <w:numId w:val="0"/>
+        </w:numPr>
+        <w:rPr>
+          <w:rFonts w:hint="eastAsia"/>
+          <w:sz w:val="28"/>
+          <w:szCs w:val="28"/>
+          <w:lang w:val="en-US" w:eastAsia="zh-CN"/>
+        </w:rPr>
+      </w:pPr>
+      <w:r>
+        <w:rPr>
+          <w:rFonts w:hint="eastAsia"/>
+          <w:sz w:val="28"/>
+          <w:szCs w:val="28"/>
+          <w:lang w:val="en-US" w:eastAsia="zh-CN"/>
+        </w:rPr>
+        <w:t xml:space="preserve">  分类标签：生活服务</w:t>
+      </w:r>
+    </w:p>
+    <w:p>
+      <w:pPr>
+        <w:numPr>
+          <w:ilvl w:val="0"/>
+          <w:numId w:val="1"/>
+        </w:numPr>
+        <w:ind w:left="0" w:leftChars="0" w:firstLine="0" w:firstLineChars="0"/>
+        <w:rPr>
+          <w:rFonts w:hint="eastAsia"/>
+          <w:sz w:val="28"/>
+          <w:szCs w:val="28"/>
+          <w:lang w:val="en-US" w:eastAsia="zh-CN"/>
+        </w:rPr>
+      </w:pPr>
+      <w:r>
+        <w:rPr>
+          <w:rFonts w:hint="eastAsia"/>
+          <w:sz w:val="28"/>
+          <w:szCs w:val="28"/>
+          <w:lang w:val="en-US" w:eastAsia="zh-CN"/>
+        </w:rPr>
+        <w:t>用户问法：学校有食堂吗 几个食堂</w:t>
+      </w:r>
+    </w:p>
+    <w:p>
+      <w:pPr>
+        <w:numPr>
+          <w:ilvl w:val="0"/>
+          <w:numId w:val="0"/>
+        </w:numPr>
+        <w:ind w:leftChars="0"/>
+        <w:rPr>
+          <w:rFonts w:hint="eastAsia"/>
+          <w:sz w:val="28"/>
+          <w:szCs w:val="28"/>
+          <w:lang w:val="en-US" w:eastAsia="zh-CN"/>
+        </w:rPr>
+      </w:pPr>
+      <w:r>
+        <w:rPr>
+          <w:rFonts w:hint="eastAsia"/>
+          <w:sz w:val="28"/>
+          <w:szCs w:val="28"/>
+          <w:lang w:val="en-US" w:eastAsia="zh-CN"/>
+        </w:rPr>
+        <w:t xml:space="preserve">  标准播报答案：两个食堂 一条商业街</w:t>
+      </w:r>
+    </w:p>
+    <w:p>
+      <w:pPr>
+        <w:numPr>
+          <w:ilvl w:val="0"/>
+          <w:numId w:val="0"/>
+        </w:numPr>
+        <w:ind w:leftChars="0" w:firstLine="280" w:firstLineChars="100"/>
+        <w:rPr>
+          <w:rFonts w:hint="eastAsia"/>
+          <w:sz w:val="28"/>
+          <w:szCs w:val="28"/>
+          <w:lang w:val="en-US" w:eastAsia="zh-CN"/>
+        </w:rPr>
+      </w:pPr>
+      <w:r>
+        <w:rPr>
+          <w:rFonts w:hint="eastAsia"/>
+          <w:sz w:val="28"/>
+          <w:szCs w:val="28"/>
+          <w:lang w:val="en-US" w:eastAsia="zh-CN"/>
+        </w:rPr>
+        <w:t>分类标签：生活服务</w:t>
+      </w:r>
+    </w:p>
+    <w:p>
+      <w:pPr>
+        <w:numPr>
+          <w:ilvl w:val="0"/>
+          <w:numId w:val="2"/>
+        </w:numPr>
+        <w:ind w:leftChars="0"/>
+        <w:rPr>
+          <w:rFonts w:hint="default"/>
+          <w:sz w:val="28"/>
+          <w:szCs w:val="28"/>
+          <w:lang w:val="en-US" w:eastAsia="zh-CN"/>
+        </w:rPr>
+      </w:pPr>
+      <w:r>
+        <w:rPr>
+          <w:rFonts w:hint="eastAsia"/>
+          <w:sz w:val="28"/>
+          <w:szCs w:val="28"/>
+          <w:lang w:val="en-US" w:eastAsia="zh-CN"/>
+        </w:rPr>
+        <w:t>用户问法：学校寝室有热水吗</w:t>
+      </w:r>
+    </w:p>
+    <w:p>
+      <w:pPr>
+        <w:numPr>
+          <w:ilvl w:val="0"/>
+          <w:numId w:val="0"/>
+        </w:numPr>
+        <w:rPr>
+          <w:rFonts w:hint="eastAsia"/>
+          <w:sz w:val="28"/>
+          <w:szCs w:val="28"/>
+          <w:lang w:val="en-US" w:eastAsia="zh-CN"/>
+        </w:rPr>
+      </w:pPr>
+      <w:r>
+        <w:rPr>
+          <w:rFonts w:hint="eastAsia"/>
+          <w:sz w:val="28"/>
+          <w:szCs w:val="28"/>
+          <w:lang w:val="en-US" w:eastAsia="zh-CN"/>
+        </w:rPr>
+        <w:t xml:space="preserve">   标准播报答案：寝室的每一层楼都有开水间</w:t>
+      </w:r>
+    </w:p>
+    <w:p>
+      <w:pPr>
+        <w:numPr>
+          <w:ilvl w:val="0"/>
+          <w:numId w:val="0"/>
+        </w:numPr>
+        <w:rPr>
+          <w:rFonts w:hint="eastAsia"/>
+          <w:sz w:val="28"/>
+          <w:szCs w:val="28"/>
+          <w:lang w:val="en-US" w:eastAsia="zh-CN"/>
+        </w:rPr>
+      </w:pPr>
+      <w:r>
+        <w:rPr>
+          <w:rFonts w:hint="eastAsia"/>
+          <w:sz w:val="28"/>
+          <w:szCs w:val="28"/>
+          <w:lang w:val="en-US" w:eastAsia="zh-CN"/>
+        </w:rPr>
+        <w:t xml:space="preserve">   分类标签：生活服务</w:t>
+      </w:r>
+    </w:p>
+    <w:p>
+      <w:pPr>
+        <w:numPr>
+          <w:ilvl w:val="0"/>
+          <w:numId w:val="0"/>
+        </w:numPr>
+        <w:rPr>
+          <w:rFonts w:hint="eastAsia"/>
+          <w:sz w:val="28"/>
+          <w:szCs w:val="28"/>
+          <w:lang w:val="en-US" w:eastAsia="zh-CN"/>
+        </w:rPr>
+      </w:pPr>
+      <w:r>
+        <w:rPr>
+          <w:rFonts w:hint="eastAsia"/>
+          <w:sz w:val="28"/>
+          <w:szCs w:val="28"/>
+          <w:lang w:val="en-US" w:eastAsia="zh-CN"/>
+        </w:rPr>
+        <w:t>5.用户问法：学校校园网怎么连接</w:t>
+      </w:r>
+    </w:p>
+    <w:p>
+      <w:pPr>
+        <w:numPr>
+          <w:ilvl w:val="0"/>
+          <w:numId w:val="0"/>
+        </w:numPr>
+        <w:ind w:leftChars="0"/>
+        <w:rPr>
+          <w:rFonts w:hint="eastAsia"/>
+          <w:sz w:val="28"/>
+          <w:szCs w:val="28"/>
+          <w:lang w:val="en-US" w:eastAsia="zh-CN"/>
+        </w:rPr>
+      </w:pPr>
+      <w:r>
+        <w:rPr>
+          <w:rFonts w:hint="eastAsia"/>
+          <w:sz w:val="28"/>
+          <w:szCs w:val="28"/>
+          <w:lang w:val="en-US" w:eastAsia="zh-CN"/>
+        </w:rPr>
+        <w:t xml:space="preserve">  标准播报答案：用手机号和宽带密码链接</w:t>
+      </w:r>
+    </w:p>
+    <w:p>
+      <w:pPr>
+        <w:numPr>
+          <w:ilvl w:val="0"/>
+          <w:numId w:val="0"/>
+        </w:numPr>
+        <w:ind w:leftChars="0"/>
+        <w:rPr>
+          <w:rFonts w:hint="eastAsia"/>
+          <w:sz w:val="28"/>
+          <w:szCs w:val="28"/>
+          <w:lang w:val="en-US" w:eastAsia="zh-CN"/>
+        </w:rPr>
+      </w:pPr>
+      <w:r>
+        <w:rPr>
+          <w:rFonts w:hint="eastAsia"/>
+          <w:sz w:val="28"/>
+          <w:szCs w:val="28"/>
+          <w:lang w:val="en-US" w:eastAsia="zh-CN"/>
+        </w:rPr>
+        <w:t xml:space="preserve">  分类标签：生活服务</w:t>
+      </w:r>
+    </w:p>
+    <w:p>
+      <w:pPr>
+        <w:numPr>
+          <w:ilvl w:val="0"/>
+          <w:numId w:val="3"/>
+        </w:numPr>
+        <w:ind w:leftChars="0"/>
+        <w:rPr>
+          <w:rFonts w:hint="default"/>
+          <w:sz w:val="28"/>
+          <w:szCs w:val="28"/>
+          <w:lang w:eastAsia="zh-CN"/>
+        </w:rPr>
+      </w:pPr>
+      <w:r>
+        <w:rPr>
+          <w:rFonts w:hint="default"/>
+          <w:sz w:val="28"/>
+          <w:szCs w:val="28"/>
+          <w:lang w:eastAsia="zh-CN"/>
+        </w:rPr>
+        <w:t>用户问法：学校寝室有什么便利东西吗</w:t>
+      </w:r>
+    </w:p>
+    <w:p>
+      <w:pPr>
+        <w:numPr>
+          <w:ilvl w:val="0"/>
+          <w:numId w:val="0"/>
+        </w:numPr>
+        <w:rPr>
+          <w:rFonts w:hint="default"/>
+          <w:sz w:val="28"/>
+          <w:szCs w:val="28"/>
+          <w:lang w:eastAsia="zh-CN"/>
+        </w:rPr>
+      </w:pPr>
+      <w:r>
+        <w:rPr>
+          <w:rFonts w:hint="default"/>
+          <w:sz w:val="28"/>
+          <w:szCs w:val="28"/>
+          <w:lang w:eastAsia="zh-CN"/>
+        </w:rPr>
+        <w:t xml:space="preserve">  标准播报答案：每层楼都配有无障碍卫生间</w:t>
+      </w:r>
+    </w:p>
+    <w:p>
+      <w:pPr>
+        <w:numPr>
+          <w:ilvl w:val="0"/>
+          <w:numId w:val="0"/>
+        </w:numPr>
+        <w:rPr>
+          <w:rFonts w:hint="default"/>
+          <w:sz w:val="28"/>
+          <w:szCs w:val="28"/>
+          <w:lang w:eastAsia="zh-CN"/>
+        </w:rPr>
+      </w:pPr>
+      <w:r>
+        <w:rPr>
+          <w:rFonts w:hint="default"/>
+          <w:sz w:val="28"/>
+          <w:szCs w:val="28"/>
+          <w:lang w:eastAsia="zh-CN"/>
+        </w:rPr>
+        <w:t xml:space="preserve">  分类标签：生活服务</w:t>
+      </w:r>
+    </w:p>
+    <w:p>
+      <w:pPr>
+        <w:numPr>
+          <w:ilvl w:val="0"/>
+          <w:numId w:val="3"/>
+        </w:numPr>
+        <w:ind w:left="0" w:leftChars="0" w:firstLine="0" w:firstLineChars="0"/>
+        <w:rPr>
+          <w:rFonts w:hint="default"/>
+          <w:sz w:val="28"/>
+          <w:szCs w:val="28"/>
+          <w:lang w:eastAsia="zh-CN"/>
+        </w:rPr>
+      </w:pPr>
+      <w:r>
+        <w:rPr>
+          <w:rFonts w:hint="default"/>
+          <w:sz w:val="28"/>
+          <w:szCs w:val="28"/>
+          <w:lang w:eastAsia="zh-CN"/>
+        </w:rPr>
+        <w:t>用户问答：宿舍几点断电 几点封寝</w:t>
+      </w:r>
+    </w:p>
+    <w:p>
+      <w:pPr>
+        <w:numPr>
+          <w:ilvl w:val="0"/>
+          <w:numId w:val="0"/>
+        </w:numPr>
+        <w:ind w:leftChars="0"/>
+        <w:rPr>
+          <w:rFonts w:hint="default"/>
+          <w:sz w:val="28"/>
+          <w:szCs w:val="28"/>
+          <w:lang w:eastAsia="zh-CN"/>
+        </w:rPr>
+      </w:pPr>
+      <w:r>
+        <w:rPr>
+          <w:rFonts w:hint="default"/>
+          <w:sz w:val="28"/>
+          <w:szCs w:val="28"/>
+          <w:lang w:eastAsia="zh-CN"/>
+        </w:rPr>
+        <w:t xml:space="preserve">  标准播报答案：晚上十点二十封寝 十点半断电</w:t>
+      </w:r>
+    </w:p>
+    <w:p>
+      <w:pPr>
+        <w:numPr>
+          <w:ilvl w:val="0"/>
+          <w:numId w:val="0"/>
+        </w:numPr>
+        <w:ind w:leftChars="0"/>
+        <w:rPr>
+          <w:rFonts w:hint="default"/>
+          <w:sz w:val="28"/>
+          <w:szCs w:val="28"/>
+          <w:lang w:eastAsia="zh-CN"/>
+        </w:rPr>
+      </w:pPr>
+      <w:r>
+        <w:rPr>
+          <w:rFonts w:hint="default"/>
+          <w:sz w:val="28"/>
+          <w:szCs w:val="28"/>
+          <w:lang w:eastAsia="zh-CN"/>
+        </w:rPr>
+        <w:t xml:space="preserve">  分类标签：生活服务</w:t>
+      </w:r>
+    </w:p>
+    <w:p>
+      <w:pPr>
+        <w:numPr>
+          <w:ilvl w:val="0"/>
+          <w:numId w:val="3"/>
+        </w:numPr>
+        <w:ind w:left="0" w:leftChars="0" w:firstLine="0" w:firstLineChars="0"/>
+        <w:rPr>
+          <w:rFonts w:hint="default"/>
+          <w:sz w:val="28"/>
+          <w:szCs w:val="28"/>
+          <w:lang w:eastAsia="zh-CN"/>
+        </w:rPr>
+      </w:pPr>
+      <w:r>
+        <w:rPr>
+          <w:rFonts w:hint="default"/>
+          <w:sz w:val="28"/>
+          <w:szCs w:val="28"/>
+          <w:lang w:eastAsia="zh-CN"/>
+        </w:rPr>
+        <w:t xml:space="preserve">用户问答：宿舍楼下有吹风机吗 几点可以用 </w:t>
+      </w:r>
+    </w:p>
+    <w:p>
+      <w:pPr>
+        <w:numPr>
+          <w:ilvl w:val="0"/>
+          <w:numId w:val="0"/>
+        </w:numPr>
+        <w:ind w:leftChars="0"/>
+        <w:rPr>
+          <w:rFonts w:hint="default"/>
+          <w:sz w:val="28"/>
+          <w:szCs w:val="28"/>
+          <w:lang w:eastAsia="zh-CN"/>
+        </w:rPr>
+      </w:pPr>
+      <w:r>
+        <w:rPr>
+          <w:rFonts w:hint="default"/>
+          <w:sz w:val="28"/>
+          <w:szCs w:val="28"/>
+          <w:lang w:eastAsia="zh-CN"/>
+        </w:rPr>
+        <w:t xml:space="preserve">  标准播报答案：有吹风机 早上6点半到晚上十点</w:t>
+      </w:r>
+    </w:p>
+    <w:p>
+      <w:pPr>
+        <w:numPr>
+          <w:ilvl w:val="0"/>
+          <w:numId w:val="3"/>
+        </w:numPr>
+        <w:ind w:left="0" w:leftChars="0" w:firstLine="0" w:firstLineChars="0"/>
+        <w:rPr>
+          <w:rFonts w:hint="default"/>
+          <w:sz w:val="28"/>
+          <w:szCs w:val="28"/>
+          <w:lang w:eastAsia="zh-CN"/>
+        </w:rPr>
+      </w:pPr>
+      <w:r>
+        <w:rPr>
+          <w:rFonts w:hint="default"/>
+          <w:sz w:val="28"/>
+          <w:szCs w:val="28"/>
+          <w:lang w:eastAsia="zh-CN"/>
+        </w:rPr>
+        <w:t>用户问答：宿舍可以用大功率电器吗？</w:t>
+      </w:r>
+    </w:p>
+    <w:p>
+      <w:pPr>
+        <w:numPr>
+          <w:ilvl w:val="0"/>
+          <w:numId w:val="0"/>
+        </w:numPr>
+        <w:ind w:leftChars="0"/>
+        <w:rPr>
+          <w:rFonts w:hint="default"/>
+          <w:sz w:val="28"/>
+          <w:szCs w:val="28"/>
+          <w:lang w:eastAsia="zh-CN"/>
+        </w:rPr>
+      </w:pPr>
+      <w:r>
+        <w:rPr>
+          <w:rFonts w:hint="default"/>
+          <w:sz w:val="28"/>
+          <w:szCs w:val="28"/>
+          <w:lang w:eastAsia="zh-CN"/>
+        </w:rPr>
+        <w:t xml:space="preserve">  标准播报答案：禁止使用违规电器</w:t>
+      </w:r>
+    </w:p>
+    <w:p>
+      <w:pPr>
+        <w:numPr>
+          <w:ilvl w:val="0"/>
+          <w:numId w:val="3"/>
+        </w:numPr>
+        <w:ind w:left="0" w:leftChars="0" w:firstLine="0" w:firstLineChars="0"/>
+        <w:rPr>
+          <w:rFonts w:hint="default"/>
+          <w:sz w:val="28"/>
+          <w:szCs w:val="28"/>
+          <w:lang w:eastAsia="zh-CN"/>
+        </w:rPr>
+      </w:pPr>
+      <w:r>
+        <w:rPr>
+          <w:rFonts w:hint="default"/>
+          <w:sz w:val="28"/>
+          <w:szCs w:val="28"/>
+          <w:lang w:eastAsia="zh-CN"/>
+        </w:rPr>
+        <w:t>用户问答：学校内有什么饮品店吗</w:t>
+      </w:r>
+    </w:p>
+    <w:p>
+      <w:pPr>
+        <w:numPr>
+          <w:ilvl w:val="0"/>
+          <w:numId w:val="0"/>
+        </w:numPr>
+        <w:ind w:leftChars="0"/>
+        <w:rPr>
+          <w:rFonts w:hint="default"/>
+          <w:sz w:val="28"/>
+          <w:szCs w:val="28"/>
+          <w:lang w:eastAsia="zh-CN"/>
+        </w:rPr>
+      </w:pPr>
+      <w:r>
+        <w:rPr>
+          <w:rFonts w:hint="default"/>
+          <w:sz w:val="28"/>
+          <w:szCs w:val="28"/>
+          <w:lang w:eastAsia="zh-CN"/>
+        </w:rPr>
+        <w:t xml:space="preserve">   标准播报答案：有蜜雪，瑞幸等</w:t>
+      </w:r>
+    </w:p>
+    <w:p>
+      <w:pPr>
+        <w:numPr>
+          <w:ilvl w:val="0"/>
+          <w:numId w:val="3"/>
+        </w:numPr>
+        <w:ind w:left="0" w:leftChars="0" w:firstLine="0" w:firstLineChars="0"/>
+        <w:rPr>
+          <w:rFonts w:hint="default"/>
+          <w:sz w:val="28"/>
+          <w:szCs w:val="28"/>
+          <w:lang w:eastAsia="zh-CN"/>
+        </w:rPr>
+      </w:pPr>
+      <w:r>
+        <w:rPr>
+          <w:rFonts w:hint="default"/>
+          <w:sz w:val="28"/>
+          <w:szCs w:val="28"/>
+          <w:lang w:eastAsia="zh-CN"/>
+        </w:rPr>
+        <w:t>用户问答：快递驿站在学校哪</w:t>
+      </w:r>
+    </w:p>
+    <w:p>
+      <w:pPr>
+        <w:numPr>
+          <w:ilvl w:val="0"/>
+          <w:numId w:val="0"/>
+        </w:numPr>
+        <w:ind w:leftChars="0"/>
+        <w:rPr>
+          <w:rFonts w:hint="default"/>
+          <w:sz w:val="28"/>
+          <w:szCs w:val="28"/>
+          <w:lang w:eastAsia="zh-CN"/>
+        </w:rPr>
+      </w:pPr>
+      <w:r>
+        <w:rPr>
+          <w:rFonts w:hint="default"/>
+          <w:sz w:val="28"/>
+          <w:szCs w:val="28"/>
+          <w:lang w:eastAsia="zh-CN"/>
+        </w:rPr>
+        <w:t xml:space="preserve">   标准播报答案：在东北门五公寓后门</w:t>
+      </w:r>
+    </w:p>
+    <w:p>
+      <w:pPr>
+        <w:numPr>
+          <w:ilvl w:val="0"/>
+          <w:numId w:val="3"/>
+        </w:numPr>
+        <w:ind w:left="0" w:leftChars="0" w:firstLine="0" w:firstLineChars="0"/>
+        <w:rPr>
+          <w:rFonts w:hint="default"/>
+          <w:sz w:val="28"/>
+          <w:szCs w:val="28"/>
+          <w:lang w:eastAsia="zh-CN"/>
+        </w:rPr>
+      </w:pPr>
+      <w:r>
+        <w:rPr>
+          <w:rFonts w:hint="default"/>
+          <w:sz w:val="28"/>
+          <w:szCs w:val="28"/>
+          <w:lang w:eastAsia="zh-CN"/>
+        </w:rPr>
+        <w:t>用户问答：可以线上充值水费电费吗？</w:t>
+      </w:r>
+    </w:p>
+    <w:p>
+      <w:pPr>
+        <w:numPr>
+          <w:ilvl w:val="0"/>
+          <w:numId w:val="0"/>
+        </w:numPr>
+        <w:ind w:leftChars="0"/>
+        <w:rPr>
+          <w:rFonts w:hint="default"/>
+          <w:sz w:val="28"/>
+          <w:szCs w:val="28"/>
+          <w:lang w:eastAsia="zh-CN"/>
+        </w:rPr>
+      </w:pPr>
+      <w:r>
+        <w:rPr>
+          <w:rFonts w:hint="default"/>
+          <w:sz w:val="28"/>
+          <w:szCs w:val="28"/>
+          <w:lang w:eastAsia="zh-CN"/>
+        </w:rPr>
+        <w:t xml:space="preserve">   标准播报答案：可以在微信公众号的云端长财进行充值</w:t>
+      </w:r>
+    </w:p>
+    <w:p>
+      <w:pPr>
+        <w:numPr>
+          <w:ilvl w:val="0"/>
+          <w:numId w:val="3"/>
+        </w:numPr>
+        <w:ind w:left="0" w:leftChars="0" w:firstLine="0" w:firstLineChars="0"/>
+        <w:rPr>
+          <w:rFonts w:hint="default"/>
+          <w:sz w:val="28"/>
+          <w:szCs w:val="28"/>
+          <w:lang w:eastAsia="zh-CN"/>
+        </w:rPr>
+      </w:pPr>
+      <w:r>
+        <w:rPr>
+          <w:rFonts w:hint="default"/>
+          <w:sz w:val="28"/>
+          <w:szCs w:val="28"/>
+          <w:lang w:eastAsia="zh-CN"/>
+        </w:rPr>
+        <w:t>用户问答；食堂可以用什么支付</w:t>
+      </w:r>
+    </w:p>
+    <w:p>
+      <w:pPr>
+        <w:numPr>
+          <w:ilvl w:val="0"/>
+          <w:numId w:val="0"/>
+        </w:numPr>
+        <w:ind w:leftChars="0"/>
+        <w:rPr>
+          <w:rFonts w:hint="default"/>
+          <w:sz w:val="28"/>
+          <w:szCs w:val="28"/>
+          <w:lang w:eastAsia="zh-CN"/>
+        </w:rPr>
+      </w:pPr>
+      <w:r>
+        <w:rPr>
+          <w:rFonts w:hint="default"/>
+          <w:sz w:val="28"/>
+          <w:szCs w:val="28"/>
+          <w:lang w:eastAsia="zh-CN"/>
+        </w:rPr>
+        <w:t xml:space="preserve">   标准播报答案：微信支付宝或者一卡通</w:t>
+      </w:r>
+    </w:p>
+    <w:p>
+      <w:pPr>
+        <w:numPr>
+          <w:ilvl w:val="0"/>
+          <w:numId w:val="3"/>
+        </w:numPr>
+        <w:ind w:left="0" w:leftChars="0" w:firstLine="0" w:firstLineChars="0"/>
+        <w:rPr>
+          <w:rFonts w:hint="default"/>
+          <w:sz w:val="28"/>
+          <w:szCs w:val="28"/>
+          <w:lang w:eastAsia="zh-CN"/>
+        </w:rPr>
+      </w:pPr>
+      <w:r>
+        <w:rPr>
+          <w:rFonts w:hint="default"/>
+          <w:sz w:val="28"/>
+          <w:szCs w:val="28"/>
+          <w:lang w:eastAsia="zh-CN"/>
+        </w:rPr>
+        <w:t>用户问答：如果快毕业了想考研图书馆没位置我可以去哪</w:t>
+      </w:r>
+    </w:p>
+    <w:p>
+      <w:pPr>
+        <w:numPr>
+          <w:ilvl w:val="0"/>
+          <w:numId w:val="0"/>
+        </w:numPr>
+        <w:ind w:leftChars="0"/>
+        <w:rPr>
+          <w:rFonts w:hint="default"/>
+          <w:sz w:val="28"/>
+          <w:szCs w:val="28"/>
+          <w:lang w:eastAsia="zh-CN"/>
+        </w:rPr>
+      </w:pPr>
+      <w:r>
+        <w:rPr>
+          <w:rFonts w:hint="default"/>
+          <w:sz w:val="28"/>
+          <w:szCs w:val="28"/>
+          <w:lang w:eastAsia="zh-CN"/>
+        </w:rPr>
+        <w:t xml:space="preserve">   标准播报答案：每一个学员都会分配考研自习室</w:t>
+      </w:r>
+    </w:p>
+    <w:p>
+      <w:pPr>
+        <w:numPr>
+          <w:ilvl w:val="0"/>
+          <w:numId w:val="3"/>
+        </w:numPr>
+        <w:ind w:left="0" w:leftChars="0" w:firstLine="0" w:firstLineChars="0"/>
+        <w:rPr>
+          <w:rFonts w:hint="default"/>
+          <w:sz w:val="28"/>
+          <w:szCs w:val="28"/>
+          <w:lang w:eastAsia="zh-CN"/>
+        </w:rPr>
+      </w:pPr>
+      <w:r>
+        <w:rPr>
+          <w:rFonts w:hint="default"/>
+          <w:sz w:val="28"/>
+          <w:szCs w:val="28"/>
+          <w:lang w:eastAsia="zh-CN"/>
+        </w:rPr>
+        <w:t>用户问答：学校医务室在哪</w:t>
+      </w:r>
+    </w:p>
+    <w:p>
+      <w:pPr>
+        <w:numPr>
+          <w:ilvl w:val="0"/>
+          <w:numId w:val="0"/>
+        </w:numPr>
+        <w:ind w:leftChars="0"/>
+        <w:rPr>
+          <w:rFonts w:hint="default"/>
+          <w:sz w:val="28"/>
+          <w:szCs w:val="28"/>
+          <w:lang w:eastAsia="zh-CN"/>
+        </w:rPr>
+      </w:pPr>
+      <w:r>
+        <w:rPr>
+          <w:rFonts w:hint="default"/>
+          <w:sz w:val="28"/>
+          <w:szCs w:val="28"/>
+          <w:lang w:eastAsia="zh-CN"/>
+        </w:rPr>
+        <w:t xml:space="preserve">   标准播报答案：在快递驿站上面 一教后门附近</w:t>
+      </w:r>
+    </w:p>
+    <w:p>
+      <w:pPr>
+        <w:numPr>
+          <w:ilvl w:val="0"/>
+          <w:numId w:val="3"/>
+        </w:numPr>
+        <w:ind w:left="0" w:leftChars="0" w:firstLine="0" w:firstLineChars="0"/>
+        <w:rPr>
+          <w:rFonts w:hint="default"/>
+          <w:sz w:val="28"/>
+          <w:szCs w:val="28"/>
+          <w:lang w:eastAsia="zh-CN"/>
+        </w:rPr>
+      </w:pPr>
+      <w:r>
+        <w:rPr>
+          <w:rFonts w:hint="default"/>
+          <w:sz w:val="28"/>
+          <w:szCs w:val="28"/>
+          <w:lang w:eastAsia="zh-CN"/>
+        </w:rPr>
+        <w:t>用户问答：学校里有共享单车吗</w:t>
+      </w:r>
+    </w:p>
+    <w:p>
+      <w:pPr>
+        <w:numPr>
+          <w:ilvl w:val="0"/>
+          <w:numId w:val="0"/>
+        </w:numPr>
+        <w:ind w:leftChars="0"/>
+        <w:rPr>
+          <w:rFonts w:hint="default"/>
+          <w:sz w:val="28"/>
+          <w:szCs w:val="28"/>
+          <w:lang w:eastAsia="zh-CN"/>
+        </w:rPr>
+      </w:pPr>
+      <w:r>
+        <w:rPr>
+          <w:rFonts w:hint="default"/>
+          <w:sz w:val="28"/>
+          <w:szCs w:val="28"/>
+          <w:lang w:eastAsia="zh-CN"/>
+        </w:rPr>
+        <w:t xml:space="preserve">   标准播报答案：暂时没有</w:t>
+      </w:r>
+    </w:p>
+    <w:p>
+      <w:pPr>
+        <w:numPr>
+          <w:ilvl w:val="0"/>
+          <w:numId w:val="3"/>
+        </w:numPr>
+        <w:ind w:left="0" w:leftChars="0" w:firstLine="0" w:firstLineChars="0"/>
+        <w:rPr>
+          <w:rFonts w:hint="default"/>
+          <w:sz w:val="28"/>
+          <w:szCs w:val="28"/>
+          <w:lang w:eastAsia="zh-CN"/>
+        </w:rPr>
+      </w:pPr>
+      <w:r>
+        <w:rPr>
+          <w:rFonts w:hint="default"/>
+          <w:sz w:val="28"/>
+          <w:szCs w:val="28"/>
+          <w:lang w:eastAsia="zh-CN"/>
+        </w:rPr>
+        <w:t>用户问答：学校共有几个门 都可以出去吗</w:t>
+      </w:r>
+    </w:p>
+    <w:p>
+      <w:pPr>
+        <w:numPr>
+          <w:ilvl w:val="0"/>
+          <w:numId w:val="0"/>
+        </w:numPr>
+        <w:ind w:leftChars="0"/>
+        <w:rPr>
+          <w:rFonts w:hint="default"/>
+          <w:sz w:val="28"/>
+          <w:szCs w:val="28"/>
+          <w:lang w:eastAsia="zh-CN"/>
+        </w:rPr>
+      </w:pPr>
+      <w:r>
+        <w:rPr>
+          <w:rFonts w:hint="default"/>
+          <w:sz w:val="28"/>
+          <w:szCs w:val="28"/>
+          <w:lang w:eastAsia="zh-CN"/>
+        </w:rPr>
+        <w:t xml:space="preserve">   标准播报答案：三个门 南门 东北门 西北门 都可以出去</w:t>
+      </w:r>
+    </w:p>
+    <w:p>
+      <w:pPr>
+        <w:numPr>
+          <w:ilvl w:val="0"/>
+          <w:numId w:val="3"/>
+        </w:numPr>
+        <w:ind w:left="0" w:leftChars="0" w:firstLine="0" w:firstLineChars="0"/>
+        <w:rPr>
+          <w:rFonts w:hint="default"/>
+          <w:sz w:val="28"/>
+          <w:szCs w:val="28"/>
+          <w:lang w:eastAsia="zh-CN"/>
+        </w:rPr>
+      </w:pPr>
+      <w:r>
+        <w:rPr>
+          <w:rFonts w:hint="default"/>
+          <w:sz w:val="28"/>
+          <w:szCs w:val="28"/>
+          <w:lang w:eastAsia="zh-CN"/>
+        </w:rPr>
+        <w:t>用户问答：图书馆可以进行占座吗</w:t>
+      </w:r>
+    </w:p>
+    <w:p>
+      <w:pPr>
+        <w:numPr>
+          <w:ilvl w:val="0"/>
+          <w:numId w:val="0"/>
+        </w:numPr>
+        <w:ind w:leftChars="0"/>
+        <w:rPr>
+          <w:rFonts w:hint="default"/>
+          <w:sz w:val="28"/>
+          <w:szCs w:val="28"/>
+          <w:lang w:eastAsia="zh-CN"/>
+        </w:rPr>
+      </w:pPr>
+      <w:r>
+        <w:rPr>
+          <w:rFonts w:hint="default"/>
+          <w:sz w:val="28"/>
+          <w:szCs w:val="28"/>
+          <w:lang w:eastAsia="zh-CN"/>
+        </w:rPr>
+        <w:t xml:space="preserve">   标准播报答案：不可以 物品会定时清理</w:t>
+      </w:r>
+    </w:p>
+    <w:p>
+      <w:pPr>
+        <w:numPr>
+          <w:ilvl w:val="0"/>
+          <w:numId w:val="3"/>
+        </w:numPr>
+        <w:ind w:left="0" w:leftChars="0" w:firstLine="0" w:firstLineChars="0"/>
+        <w:rPr>
+          <w:rFonts w:hint="default"/>
+          <w:sz w:val="28"/>
+          <w:szCs w:val="28"/>
+          <w:lang w:eastAsia="zh-CN"/>
+        </w:rPr>
+      </w:pPr>
+      <w:r>
+        <w:rPr>
+          <w:rFonts w:hint="default"/>
+          <w:sz w:val="28"/>
+          <w:szCs w:val="28"/>
+          <w:lang w:eastAsia="zh-CN"/>
+        </w:rPr>
+        <w:t>用户问答：图书馆有存包柜吗？</w:t>
+      </w:r>
+    </w:p>
+    <w:p>
+      <w:pPr>
+        <w:numPr>
+          <w:ilvl w:val="0"/>
+          <w:numId w:val="0"/>
+        </w:numPr>
+        <w:ind w:leftChars="0"/>
+        <w:rPr>
+          <w:rFonts w:hint="default"/>
+          <w:sz w:val="28"/>
+          <w:szCs w:val="28"/>
+          <w:lang w:eastAsia="zh-CN"/>
+        </w:rPr>
+      </w:pPr>
+      <w:r>
+        <w:rPr>
+          <w:rFonts w:hint="default"/>
+          <w:sz w:val="28"/>
+          <w:szCs w:val="28"/>
+          <w:lang w:eastAsia="zh-CN"/>
+        </w:rPr>
+        <w:t xml:space="preserve">   标准播报答案：设有电子存包柜 但里面物品会定时清理</w:t>
+      </w:r>
+    </w:p>
+    <w:p>
+      <w:pPr>
+        <w:numPr>
+          <w:ilvl w:val="0"/>
+          <w:numId w:val="3"/>
+        </w:numPr>
+        <w:ind w:left="0" w:leftChars="0" w:firstLine="0" w:firstLineChars="0"/>
+        <w:rPr>
+          <w:rFonts w:hint="default"/>
+          <w:sz w:val="28"/>
+          <w:szCs w:val="28"/>
+          <w:lang w:eastAsia="zh-CN"/>
+        </w:rPr>
+      </w:pPr>
+      <w:r>
+        <w:rPr>
+          <w:rFonts w:hint="default"/>
+          <w:sz w:val="28"/>
+          <w:szCs w:val="28"/>
+          <w:lang w:eastAsia="zh-CN"/>
+        </w:rPr>
+        <w:t>用户问答：如果寝室设施有坏掉的怎么办</w:t>
+      </w:r>
+    </w:p>
+    <w:p>
+      <w:pPr>
+        <w:numPr>
+          <w:ilvl w:val="0"/>
+          <w:numId w:val="0"/>
+        </w:numPr>
+        <w:ind w:leftChars="0"/>
+        <w:rPr>
+          <w:rFonts w:hint="default"/>
+          <w:sz w:val="28"/>
+          <w:szCs w:val="28"/>
+          <w:lang w:eastAsia="zh-CN"/>
+        </w:rPr>
+      </w:pPr>
+      <w:r>
+        <w:rPr>
+          <w:rFonts w:hint="default"/>
+          <w:sz w:val="28"/>
+          <w:szCs w:val="28"/>
+          <w:lang w:eastAsia="zh-CN"/>
+        </w:rPr>
+        <w:t xml:space="preserve">   标准播报答案：可以在手机端云端长财上报修 可以选择时间</w:t>
+      </w:r>
+    </w:p>
+    <w:p>
+      <w:pPr>
+        <w:numPr>
+          <w:ilvl w:val="0"/>
+          <w:numId w:val="3"/>
+        </w:numPr>
+        <w:ind w:left="0" w:leftChars="0" w:firstLine="0" w:firstLineChars="0"/>
+        <w:rPr>
+          <w:rFonts w:hint="default"/>
+          <w:sz w:val="28"/>
+          <w:szCs w:val="28"/>
+          <w:lang w:eastAsia="zh-CN"/>
+        </w:rPr>
+      </w:pPr>
+      <w:r>
+        <w:rPr>
+          <w:rFonts w:hint="default"/>
+          <w:sz w:val="28"/>
+          <w:szCs w:val="28"/>
+          <w:lang w:eastAsia="zh-CN"/>
+        </w:rPr>
+        <w:t>用户问答：宿舍会有免费电费吗</w:t>
+      </w:r>
+    </w:p>
+    <w:p>
+      <w:pPr>
+        <w:numPr>
+          <w:ilvl w:val="0"/>
+          <w:numId w:val="0"/>
+        </w:numPr>
+        <w:ind w:leftChars="0"/>
+        <w:rPr>
+          <w:rFonts w:hint="default"/>
+          <w:sz w:val="28"/>
+          <w:szCs w:val="28"/>
+          <w:lang w:eastAsia="zh-CN"/>
+        </w:rPr>
+      </w:pPr>
+      <w:r>
+        <w:rPr>
+          <w:rFonts w:hint="default"/>
+          <w:sz w:val="28"/>
+          <w:szCs w:val="28"/>
+          <w:lang w:eastAsia="zh-CN"/>
+        </w:rPr>
+        <w:t xml:space="preserve">   标准播报答案：每人5度电 </w:t>
+      </w:r>
+    </w:p>
+    <w:p>
+      <w:pPr>
+        <w:numPr>
+          <w:ilvl w:val="0"/>
+          <w:numId w:val="3"/>
+        </w:numPr>
+        <w:ind w:left="0" w:leftChars="0" w:firstLine="0" w:firstLineChars="0"/>
+        <w:rPr>
+          <w:rFonts w:hint="default"/>
+          <w:sz w:val="28"/>
+          <w:szCs w:val="28"/>
+          <w:lang w:eastAsia="zh-CN"/>
+        </w:rPr>
+      </w:pPr>
+      <w:r>
+        <w:rPr>
+          <w:rFonts w:hint="default"/>
+          <w:sz w:val="28"/>
+          <w:szCs w:val="28"/>
+          <w:lang w:eastAsia="zh-CN"/>
+        </w:rPr>
+        <w:t>用户问答：宿舍如何缴纳电费</w:t>
+      </w:r>
+    </w:p>
+    <w:p>
+      <w:pPr>
+        <w:numPr>
+          <w:ilvl w:val="0"/>
+          <w:numId w:val="0"/>
+        </w:numPr>
+        <w:ind w:leftChars="0"/>
+        <w:rPr>
+          <w:rFonts w:hint="default"/>
+          <w:sz w:val="28"/>
+          <w:szCs w:val="28"/>
+          <w:lang w:eastAsia="zh-CN"/>
+        </w:rPr>
+      </w:pPr>
+      <w:r>
+        <w:rPr>
+          <w:rFonts w:hint="default"/>
+          <w:sz w:val="28"/>
+          <w:szCs w:val="28"/>
+          <w:lang w:eastAsia="zh-CN"/>
+        </w:rPr>
+        <w:t xml:space="preserve">   标准播报答案：云端长财上可以</w:t>
+      </w:r>
+    </w:p>
+    <w:p>
+      <w:pPr>
+        <w:numPr>
+          <w:ilvl w:val="0"/>
+          <w:numId w:val="3"/>
+        </w:numPr>
+        <w:ind w:left="0" w:leftChars="0" w:firstLine="0" w:firstLineChars="0"/>
+        <w:rPr>
+          <w:rFonts w:hint="default"/>
+          <w:sz w:val="28"/>
+          <w:szCs w:val="28"/>
+          <w:lang w:eastAsia="zh-CN"/>
+        </w:rPr>
+      </w:pPr>
+      <w:r>
+        <w:rPr>
+          <w:rFonts w:hint="default"/>
+          <w:sz w:val="28"/>
+          <w:szCs w:val="28"/>
+          <w:lang w:eastAsia="zh-CN"/>
+        </w:rPr>
+        <w:t>用户问答：教学楼有可以买水的地方吗？</w:t>
+      </w:r>
+    </w:p>
+    <w:p>
+      <w:pPr>
+        <w:numPr>
+          <w:ilvl w:val="0"/>
+          <w:numId w:val="0"/>
+        </w:numPr>
+        <w:ind w:leftChars="0"/>
+        <w:rPr>
+          <w:rFonts w:hint="default"/>
+          <w:sz w:val="28"/>
+          <w:szCs w:val="28"/>
+          <w:lang w:eastAsia="zh-CN"/>
+        </w:rPr>
+      </w:pPr>
+      <w:r>
+        <w:rPr>
+          <w:rFonts w:hint="default"/>
+          <w:sz w:val="28"/>
+          <w:szCs w:val="28"/>
+          <w:lang w:eastAsia="zh-CN"/>
+        </w:rPr>
+        <w:t xml:space="preserve">   标准播报答案：可以在自助售货机购买</w:t>
+      </w:r>
+    </w:p>
+    <w:p>
+      <w:pPr>
+        <w:numPr>
+          <w:ilvl w:val="0"/>
+          <w:numId w:val="0"/>
+        </w:numPr>
+        <w:ind w:leftChars="0"/>
+        <w:rPr>
+          <w:rFonts w:hint="default"/>
+          <w:sz w:val="28"/>
+          <w:szCs w:val="28"/>
+          <w:lang w:eastAsia="zh-CN"/>
+        </w:rPr>
+      </w:pPr>
+    </w:p>
+    <w:p>
+      <w:pPr>
+        <w:rPr>
+          <w:rFonts w:ascii="宋体" w:hAnsi="宋体" w:eastAsia="宋体" w:cs="宋体"/>
+          <w:sz w:val="24"/>
+          <w:szCs w:val="24"/>
+        </w:rPr>
+      </w:pPr>
+      <w:bookmarkStart w:id="0" w:name="_GoBack"/>
+      <w:bookmarkEnd w:id="0"/>
     </w:p>
     <w:sectPr>
       <w:pgSz w:w="11906" w:h="16838"/>
@@ -98,6 +1400,64 @@
     </w:sectPr>
   </w:body>
 </w:document>
+</file>
+
+<file path=word/numbering.xml><?xml version="1.0" encoding="utf-8"?>
+<w:numbering xmlns:wpc="http://schemas.microsoft.com/office/word/2010/wordprocessingCanvas" xmlns:mc="http://schemas.openxmlformats.org/markup-compatibility/2006" xmlns:o="urn:schemas-microsoft-com:office:office" xmlns:r="http://schemas.openxmlformats.org/officeDocument/2006/relationships" xmlns:m="http://schemas.openxmlformats.org/officeDocument/2006/math" xmlns:v="urn:schemas-microsoft-com:vml" xmlns:wp14="http://schemas.microsoft.com/office/word/2010/wordprocessingDrawing" xmlns:wp="http://schemas.openxmlformats.org/drawingml/2006/wordprocessingDrawing" xmlns:w10="urn:schemas-microsoft-com:office:word" xmlns:w="http://schemas.openxmlformats.org/wordprocessingml/2006/main" xmlns:w14="http://schemas.microsoft.com/office/word/2010/wordml" xmlns:wpg="http://schemas.microsoft.com/office/word/2010/wordprocessingGroup" xmlns:wpi="http://schemas.microsoft.com/office/word/2010/wordprocessingInk" xmlns:wne="http://schemas.microsoft.com/office/word/2006/wordml" xmlns:wps="http://schemas.microsoft.com/office/word/2010/wordprocessingShape" xmlns:wpsCustomData="http://www.wps.cn/officeDocument/2013/wpsCustomData" mc:Ignorable="w14 wp14">
+  <w:abstractNum w:abstractNumId="0">
+    <w:nsid w:val="B54C7845"/>
+    <w:multiLevelType w:val="singleLevel"/>
+    <w:tmpl w:val="B54C7845"/>
+    <w:lvl w:ilvl="0" w:tentative="0">
+      <w:start w:val="2"/>
+      <w:numFmt w:val="decimal"/>
+      <w:lvlText w:val="%1."/>
+      <w:lvlJc w:val="left"/>
+      <w:pPr>
+        <w:tabs>
+          <w:tab w:val="left" w:pos="312"/>
+        </w:tabs>
+      </w:pPr>
+    </w:lvl>
+  </w:abstractNum>
+  <w:abstractNum w:abstractNumId="1">
+    <w:nsid w:val="EF5ACB71"/>
+    <w:multiLevelType w:val="singleLevel"/>
+    <w:tmpl w:val="EF5ACB71"/>
+    <w:lvl w:ilvl="0" w:tentative="0">
+      <w:start w:val="6"/>
+      <w:numFmt w:val="decimal"/>
+      <w:lvlText w:val="%1."/>
+      <w:lvlJc w:val="left"/>
+      <w:pPr>
+        <w:tabs>
+          <w:tab w:val="left" w:pos="312"/>
+        </w:tabs>
+      </w:pPr>
+    </w:lvl>
+  </w:abstractNum>
+  <w:abstractNum w:abstractNumId="2">
+    <w:nsid w:val="0CA3D774"/>
+    <w:multiLevelType w:val="singleLevel"/>
+    <w:tmpl w:val="0CA3D774"/>
+    <w:lvl w:ilvl="0" w:tentative="0">
+      <w:start w:val="4"/>
+      <w:numFmt w:val="decimal"/>
+      <w:suff w:val="nothing"/>
+      <w:lvlText w:val="%1，"/>
+      <w:lvlJc w:val="left"/>
+    </w:lvl>
+  </w:abstractNum>
+  <w:num w:numId="1">
+    <w:abstractNumId w:val="0"/>
+  </w:num>
+  <w:num w:numId="2">
+    <w:abstractNumId w:val="2"/>
+  </w:num>
+  <w:num w:numId="3">
+    <w:abstractNumId w:val="1"/>
+  </w:num>
+</w:numbering>
 </file>
 
 <file path=word/styles.xml><?xml version="1.0" encoding="utf-8"?>
